--- a/documentation/HORIZON_GRID_DOCUMENTATION_INDEX.docx
+++ b/documentation/HORIZON_GRID_DOCUMENTATION_INDEX.docx
@@ -173,7 +173,7 @@
       </w:r>
       <w:r>
         <w:rPr/>
-        <w:t xml:space="preserve"> 0.1.0 </w:t>
+        <w:t xml:space="preserve"> 0.2.0 </w:t>
       </w:r>
       <w:r>
         <w:rPr>
@@ -1645,7 +1645,7 @@
       </w:r>
       <w:r>
         <w:rPr/>
-        <w:t xml:space="preserve"> -- Step-by-step guide to installing the horizon-grid_0.1.0_amd64.deb package on Ubuntu 24.04 LTS, Ubuntu 22.04 LTS, or Debian 12, including the required Docker Engine + Compose v2 setup (via Docker's official convenience script) and the terminal setup wizard; intended for system administrators performing a first-time install or reconfiguring an existing one.</w:t>
+        <w:t xml:space="preserve"> -- Step-by-step guide to installing the horizon-grid_0.2.0_amd64.deb package on Ubuntu 24.04 LTS, Ubuntu 22.04 LTS, or Debian 12, including the required Docker Engine + Compose v2 setup (via Docker's official convenience script) and the terminal setup wizard; intended for system administrators performing a first-time install or reconfiguring an existing one.</w:t>
       </w:r>
     </w:p>
     <w:p>

--- a/documentation/HORIZON_GRID_DOCUMENTATION_INDEX.docx
+++ b/documentation/HORIZON_GRID_DOCUMENTATION_INDEX.docx
@@ -173,7 +173,7 @@
       </w:r>
       <w:r>
         <w:rPr/>
-        <w:t xml:space="preserve"> 0.2.0 </w:t>
+        <w:t xml:space="preserve"> 0.2.1 </w:t>
       </w:r>
       <w:r>
         <w:rPr>

--- a/documentation/HORIZON_GRID_DOCUMENTATION_INDEX.docx
+++ b/documentation/HORIZON_GRID_DOCUMENTATION_INDEX.docx
@@ -173,7 +173,7 @@
       </w:r>
       <w:r>
         <w:rPr/>
-        <w:t xml:space="preserve"> 0.2.1 </w:t>
+        <w:t xml:space="preserve"> 0.2.2 </w:t>
       </w:r>
       <w:r>
         <w:rPr>

--- a/documentation/HORIZON_GRID_DOCUMENTATION_INDEX.docx
+++ b/documentation/HORIZON_GRID_DOCUMENTATION_INDEX.docx
@@ -70,7 +70,7 @@
       </w:r>
       <w:r>
         <w:rPr/>
-        <w:t xml:space="preserve"> 0.1.0</w:t>
+        <w:t xml:space="preserve"> 0.2.3</w:t>
       </w:r>
     </w:p>
     <w:p>
@@ -85,7 +85,7 @@
       </w:r>
       <w:r>
         <w:rPr/>
-        <w:t xml:space="preserve"> 2026-08-17</w:t>
+        <w:t xml:space="preserve"> 2026-08-20</w:t>
       </w:r>
     </w:p>
     <w:p>

--- a/documentation/HORIZON_GRID_DOCUMENTATION_INDEX.docx
+++ b/documentation/HORIZON_GRID_DOCUMENTATION_INDEX.docx
@@ -70,7 +70,7 @@
       </w:r>
       <w:r>
         <w:rPr/>
-        <w:t xml:space="preserve"> 0.2.3</w:t>
+        <w:t xml:space="preserve"> 0.2.4</w:t>
       </w:r>
     </w:p>
     <w:p>
@@ -85,7 +85,7 @@
       </w:r>
       <w:r>
         <w:rPr/>
-        <w:t xml:space="preserve"> 2026-08-20</w:t>
+        <w:t xml:space="preserve"> 2026-08-21</w:t>
       </w:r>
     </w:p>
     <w:p>

--- a/documentation/HORIZON_GRID_DOCUMENTATION_INDEX.docx
+++ b/documentation/HORIZON_GRID_DOCUMENTATION_INDEX.docx
@@ -70,7 +70,7 @@
       </w:r>
       <w:r>
         <w:rPr/>
-        <w:t xml:space="preserve"> 0.2.4</w:t>
+        <w:t xml:space="preserve"> 0.2.5</w:t>
       </w:r>
     </w:p>
     <w:p>
@@ -85,7 +85,7 @@
       </w:r>
       <w:r>
         <w:rPr/>
-        <w:t xml:space="preserve"> 2026-08-21</w:t>
+        <w:t xml:space="preserve"> 2026-08-23</w:t>
       </w:r>
     </w:p>
     <w:p>

--- a/documentation/HORIZON_GRID_DOCUMENTATION_INDEX.docx
+++ b/documentation/HORIZON_GRID_DOCUMENTATION_INDEX.docx
@@ -70,7 +70,7 @@
       </w:r>
       <w:r>
         <w:rPr/>
-        <w:t xml:space="preserve"> 0.2.5</w:t>
+        <w:t xml:space="preserve"> 0.3.0</w:t>
       </w:r>
     </w:p>
     <w:p>
@@ -85,7 +85,7 @@
       </w:r>
       <w:r>
         <w:rPr/>
-        <w:t xml:space="preserve"> 2026-08-23</w:t>
+        <w:t xml:space="preserve"> 2026-08-24</w:t>
       </w:r>
     </w:p>
     <w:p>
@@ -173,7 +173,7 @@
       </w:r>
       <w:r>
         <w:rPr/>
-        <w:t xml:space="preserve"> 0.2.2 </w:t>
+        <w:t xml:space="preserve"> 0.3.0 </w:t>
       </w:r>
       <w:r>
         <w:rPr>
@@ -183,7 +183,7 @@
       </w:r>
       <w:r>
         <w:rPr/>
-        <w:t xml:space="preserve"> 17 August 2026 </w:t>
+        <w:t xml:space="preserve"> 24 August 2026 </w:t>
       </w:r>
       <w:r>
         <w:rPr>
